--- a/1. Uktamov Muhammadjon (BMI).docx
+++ b/1. Uktamov Muhammadjon (BMI).docx
@@ -2688,7 +2688,7 @@
           <w:szCs w:val="28"/>
           <w:lang w:val="ru-RU"/>
         </w:rPr>
-        <w:t>Три волны глобальных кризисов - 2008-2009, 2020-2021 и 2022 годов - обнажили одну закономерность, которую сложно игнорировать: одинаковый по силе внешний удар даёт разные траектории восстановления даже у стран со схожим уровнем развития. Одни экономики возвращались к росту достаточно быстро, другие ещё долго несли последствия ш</w:t>
+        <w:t>Три волны глобальных кризисов: мировой финансовый кризис 2008-2009 годов, пандемийный шок COVID-19 2020-2021 годов и геополитический кризис 2022 года - обнажили одну закономерность, которую сложно игнорировать: одинаковый по силе внешний удар даёт разные траектории восстановления даже у стран со схожим уровнем развития. Одни экономики возвращались к росту достаточно быстро, другие ещё долго несли последствия ш</w:t>
       </w:r>
       <w:r>
         <w:rPr>
